--- a/МатПрог/lab5/Транспортная задача.docx
+++ b/МатПрог/lab5/Транспортная задача.docx
@@ -778,16 +778,7 @@
                 <w:sz w:val="28"/>
                 <w:szCs w:val="28"/>
               </w:rPr>
-              <w:t>1</w:t>
-            </w:r>
-            <w:r>
-              <w:rPr>
-                <w:b/>
-                <w:smallCaps/>
-                <w:sz w:val="28"/>
-                <w:szCs w:val="28"/>
-              </w:rPr>
-              <w:t>22</w:t>
+              <w:t>122</w:t>
             </w:r>
           </w:p>
         </w:tc>
@@ -990,16 +981,7 @@
                 <w:sz w:val="28"/>
                 <w:szCs w:val="28"/>
               </w:rPr>
-              <w:t>15</w:t>
-            </w:r>
-            <w:r>
-              <w:rPr>
-                <w:b/>
-                <w:smallCaps/>
-                <w:sz w:val="28"/>
-                <w:szCs w:val="28"/>
-              </w:rPr>
-              <w:t>9</w:t>
+              <w:t>159</w:t>
             </w:r>
           </w:p>
         </w:tc>
@@ -1202,16 +1184,7 @@
                 <w:sz w:val="28"/>
                 <w:szCs w:val="28"/>
               </w:rPr>
-              <w:t>1</w:t>
-            </w:r>
-            <w:r>
-              <w:rPr>
-                <w:b/>
-                <w:smallCaps/>
-                <w:sz w:val="28"/>
-                <w:szCs w:val="28"/>
-              </w:rPr>
-              <w:t>68</w:t>
+              <w:t>168</w:t>
             </w:r>
           </w:p>
         </w:tc>
@@ -1414,16 +1387,7 @@
                 <w:sz w:val="28"/>
                 <w:szCs w:val="28"/>
               </w:rPr>
-              <w:t>10</w:t>
-            </w:r>
-            <w:r>
-              <w:rPr>
-                <w:b/>
-                <w:smallCaps/>
-                <w:sz w:val="28"/>
-                <w:szCs w:val="28"/>
-              </w:rPr>
-              <w:t>9</w:t>
+              <w:t>109</w:t>
             </w:r>
           </w:p>
         </w:tc>
@@ -1501,50 +1465,32 @@
                 <w:sz w:val="28"/>
                 <w:szCs w:val="28"/>
               </w:rPr>
-              <w:t>1</w:t>
-            </w:r>
-            <w:r>
-              <w:rPr>
-                <w:b/>
-                <w:smallCaps/>
-                <w:sz w:val="28"/>
-                <w:szCs w:val="28"/>
-              </w:rPr>
-              <w:t>16</w:t>
-            </w:r>
-          </w:p>
-        </w:tc>
-        <w:tc>
-          <w:tcPr>
-            <w:tcW w:w="1015" w:type="dxa"/>
-          </w:tcPr>
-          <w:p>
-            <w:pPr>
-              <w:jc w:val="center"/>
-              <w:rPr>
-                <w:b/>
-                <w:smallCaps/>
-                <w:sz w:val="28"/>
-                <w:szCs w:val="28"/>
-              </w:rPr>
-            </w:pPr>
-            <w:r>
-              <w:rPr>
-                <w:b/>
-                <w:smallCaps/>
-                <w:sz w:val="28"/>
-                <w:szCs w:val="28"/>
-              </w:rPr>
-              <w:t>1</w:t>
-            </w:r>
-            <w:r>
-              <w:rPr>
-                <w:b/>
-                <w:smallCaps/>
-                <w:sz w:val="28"/>
-                <w:szCs w:val="28"/>
-              </w:rPr>
-              <w:t>40</w:t>
+              <w:t>116</w:t>
+            </w:r>
+          </w:p>
+        </w:tc>
+        <w:tc>
+          <w:tcPr>
+            <w:tcW w:w="1015" w:type="dxa"/>
+          </w:tcPr>
+          <w:p>
+            <w:pPr>
+              <w:jc w:val="center"/>
+              <w:rPr>
+                <w:b/>
+                <w:smallCaps/>
+                <w:sz w:val="28"/>
+                <w:szCs w:val="28"/>
+              </w:rPr>
+            </w:pPr>
+            <w:r>
+              <w:rPr>
+                <w:b/>
+                <w:smallCaps/>
+                <w:sz w:val="28"/>
+                <w:szCs w:val="28"/>
+              </w:rPr>
+              <w:t>140</w:t>
             </w:r>
           </w:p>
         </w:tc>
@@ -1619,16 +1565,7 @@
                 <w:sz w:val="28"/>
                 <w:szCs w:val="28"/>
               </w:rPr>
-              <w:t>1</w:t>
-            </w:r>
-            <w:r>
-              <w:rPr>
-                <w:b/>
-                <w:smallCaps/>
-                <w:sz w:val="28"/>
-                <w:szCs w:val="28"/>
-              </w:rPr>
-              <w:t>72</w:t>
+              <w:t>172</w:t>
             </w:r>
           </w:p>
         </w:tc>
@@ -1685,6 +1622,9 @@
     </w:p>
     <w:p>
       <w:r>
+        <w:rPr>
+          <w:noProof/>
+        </w:rPr>
         <w:drawing>
           <wp:inline distT="0" distB="0" distL="0" distR="0" wp14:anchorId="07517A83" wp14:editId="09D0584E">
             <wp:extent cx="5940425" cy="1584960"/>
@@ -1826,23 +1766,21 @@
           <w:sz w:val="28"/>
           <w:szCs w:val="28"/>
         </w:rPr>
-        <w:t xml:space="preserve">Поскольку </w:t>
+        <w:t>Поскольку количес</w:t>
       </w:r>
-      <w:proofErr w:type="spellStart"/>
       <w:r>
         <w:rPr>
           <w:sz w:val="28"/>
           <w:szCs w:val="28"/>
         </w:rPr>
-        <w:t>колическво</w:t>
+        <w:t>тв</w:t>
       </w:r>
-      <w:proofErr w:type="spellEnd"/>
       <w:r>
         <w:rPr>
           <w:sz w:val="28"/>
           <w:szCs w:val="28"/>
         </w:rPr>
-        <w:t xml:space="preserve"> потребителей больше, чем запасов, то нужно добавить еще одного «мнимого поставщика», у которого будут храниться оставшиеся 151ед. потребностей.</w:t>
+        <w:t>о потребителей больше, чем запасов, то нужно добавить еще одного «мнимого поставщика», у которого будут храниться оставшиеся 151ед. потребностей.</w:t>
       </w:r>
     </w:p>
     <w:p>
@@ -3678,6 +3616,12 @@
       <w:r>
         <w:rPr>
           <w:sz w:val="32"/>
+        </w:rPr>
+        <w:t>)</w:t>
+      </w:r>
+      <w:r>
+        <w:rPr>
+          <w:sz w:val="32"/>
           <w:lang w:val="en-US"/>
         </w:rPr>
         <w:t xml:space="preserve"> = </w:t>
@@ -5384,13 +5328,7 @@
         <w:rPr>
           <w:sz w:val="32"/>
         </w:rPr>
-        <w:t xml:space="preserve">2. </w:t>
-      </w:r>
-      <w:r>
-        <w:rPr>
-          <w:sz w:val="32"/>
-        </w:rPr>
-        <w:t>Выбор ячейки с наименьшим значением (</w:t>
+        <w:t>2. Выбор ячейки с наименьшим значением (</w:t>
       </w:r>
       <w:r>
         <w:rPr>
@@ -5436,25 +5374,7 @@
         <w:rPr>
           <w:sz w:val="32"/>
         </w:rPr>
-        <w:t>5</w:t>
-      </w:r>
-      <w:r>
-        <w:rPr>
-          <w:sz w:val="32"/>
-        </w:rPr>
-        <w:t>,</w:t>
-      </w:r>
-      <w:r>
-        <w:rPr>
-          <w:sz w:val="32"/>
-        </w:rPr>
-        <w:t>4</w:t>
-      </w:r>
-      <w:r>
-        <w:rPr>
-          <w:sz w:val="32"/>
-        </w:rPr>
-        <w:t>) =</w:t>
+        <w:t>5,4) =</w:t>
       </w:r>
       <w:r>
         <w:rPr>
@@ -9098,13 +9018,7 @@
         <w:rPr>
           <w:sz w:val="32"/>
         </w:rPr>
-        <w:t xml:space="preserve">4. </w:t>
-      </w:r>
-      <w:r>
-        <w:rPr>
-          <w:sz w:val="32"/>
-        </w:rPr>
-        <w:t>Выбор ячейки с наименьшим значением (</w:t>
+        <w:t>4. Выбор ячейки с наименьшим значением (</w:t>
       </w:r>
       <w:r>
         <w:rPr>
@@ -9206,14 +9120,7 @@
           <w:sz w:val="32"/>
           <w:lang w:val="en-US"/>
         </w:rPr>
-        <w:t xml:space="preserve">) = </w:t>
-      </w:r>
-      <w:r>
-        <w:rPr>
-          <w:sz w:val="32"/>
-          <w:lang w:val="en-US"/>
-        </w:rPr>
-        <w:t>152</w:t>
+        <w:t>) = 152</w:t>
       </w:r>
     </w:p>
     <w:p>
@@ -10435,17 +10342,7 @@
                 <w:szCs w:val="28"/>
                 <w:lang w:val="en-US"/>
               </w:rPr>
-              <w:t>|</w:t>
-            </w:r>
-            <w:r>
-              <w:rPr>
-                <w:b/>
-                <w:smallCaps/>
-                <w:sz w:val="28"/>
-                <w:szCs w:val="28"/>
-                <w:lang w:val="en-US"/>
-              </w:rPr>
-              <w:t>109</w:t>
+              <w:t>|109</w:t>
             </w:r>
           </w:p>
         </w:tc>
@@ -12936,21 +12833,7 @@
           <w:sz w:val="32"/>
           <w:lang w:val="en-US"/>
         </w:rPr>
-        <w:t xml:space="preserve"> min(</w:t>
-      </w:r>
-      <w:r>
-        <w:rPr>
-          <w:sz w:val="32"/>
-          <w:lang w:val="en-US"/>
-        </w:rPr>
-        <w:t>104</w:t>
-      </w:r>
-      <w:r>
-        <w:rPr>
-          <w:sz w:val="32"/>
-          <w:lang w:val="en-US"/>
-        </w:rPr>
-        <w:t>,</w:t>
+        <w:t xml:space="preserve"> min(104,</w:t>
       </w:r>
       <w:r>
         <w:rPr>
@@ -14825,42 +14708,7 @@
           <w:sz w:val="32"/>
           <w:lang w:val="en-US"/>
         </w:rPr>
-        <w:t xml:space="preserve"> min(</w:t>
-      </w:r>
-      <w:r>
-        <w:rPr>
-          <w:sz w:val="32"/>
-          <w:lang w:val="en-US"/>
-        </w:rPr>
-        <w:t>5</w:t>
-      </w:r>
-      <w:r>
-        <w:rPr>
-          <w:sz w:val="32"/>
-          <w:lang w:val="en-US"/>
-        </w:rPr>
-        <w:t>,</w:t>
-      </w:r>
-      <w:r>
-        <w:rPr>
-          <w:sz w:val="32"/>
-          <w:lang w:val="en-US"/>
-        </w:rPr>
-        <w:t>93</w:t>
-      </w:r>
-      <w:r>
-        <w:rPr>
-          <w:sz w:val="32"/>
-          <w:lang w:val="en-US"/>
-        </w:rPr>
-        <w:t xml:space="preserve">) = </w:t>
-      </w:r>
-      <w:r>
-        <w:rPr>
-          <w:sz w:val="32"/>
-          <w:lang w:val="en-US"/>
-        </w:rPr>
-        <w:t>5</w:t>
+        <w:t xml:space="preserve"> min(5,93) = 5</w:t>
       </w:r>
     </w:p>
     <w:p>
@@ -16725,42 +16573,7 @@
           <w:sz w:val="32"/>
           <w:lang w:val="en-US"/>
         </w:rPr>
-        <w:t xml:space="preserve"> min(</w:t>
-      </w:r>
-      <w:r>
-        <w:rPr>
-          <w:sz w:val="32"/>
-          <w:lang w:val="en-US"/>
-        </w:rPr>
-        <w:t>88</w:t>
-      </w:r>
-      <w:r>
-        <w:rPr>
-          <w:sz w:val="32"/>
-          <w:lang w:val="en-US"/>
-        </w:rPr>
-        <w:t>,</w:t>
-      </w:r>
-      <w:r>
-        <w:rPr>
-          <w:sz w:val="32"/>
-          <w:lang w:val="en-US"/>
-        </w:rPr>
-        <w:t>168</w:t>
-      </w:r>
-      <w:r>
-        <w:rPr>
-          <w:sz w:val="32"/>
-          <w:lang w:val="en-US"/>
-        </w:rPr>
-        <w:t xml:space="preserve">) = </w:t>
-      </w:r>
-      <w:r>
-        <w:rPr>
-          <w:sz w:val="32"/>
-          <w:lang w:val="en-US"/>
-        </w:rPr>
-        <w:t>88</w:t>
+        <w:t xml:space="preserve"> min(88,168) = 88</w:t>
       </w:r>
     </w:p>
     <w:p>
@@ -18664,42 +18477,7 @@
           <w:sz w:val="32"/>
           <w:lang w:val="en-US"/>
         </w:rPr>
-        <w:t xml:space="preserve"> min(</w:t>
-      </w:r>
-      <w:r>
-        <w:rPr>
-          <w:sz w:val="32"/>
-          <w:lang w:val="en-US"/>
-        </w:rPr>
-        <w:t>6</w:t>
-      </w:r>
-      <w:r>
-        <w:rPr>
-          <w:sz w:val="32"/>
-          <w:lang w:val="en-US"/>
-        </w:rPr>
-        <w:t>,</w:t>
-      </w:r>
-      <w:r>
-        <w:rPr>
-          <w:sz w:val="32"/>
-          <w:lang w:val="en-US"/>
-        </w:rPr>
-        <w:t>140</w:t>
-      </w:r>
-      <w:r>
-        <w:rPr>
-          <w:sz w:val="32"/>
-          <w:lang w:val="en-US"/>
-        </w:rPr>
-        <w:t xml:space="preserve">) = </w:t>
-      </w:r>
-      <w:r>
-        <w:rPr>
-          <w:sz w:val="32"/>
-          <w:lang w:val="en-US"/>
-        </w:rPr>
-        <w:t>6</w:t>
+        <w:t xml:space="preserve"> min(6,140) = 6</w:t>
       </w:r>
     </w:p>
     <w:p>
@@ -22536,42 +22314,7 @@
           <w:sz w:val="32"/>
           <w:lang w:val="en-US"/>
         </w:rPr>
-        <w:t xml:space="preserve"> min(</w:t>
-      </w:r>
-      <w:r>
-        <w:rPr>
-          <w:sz w:val="32"/>
-          <w:lang w:val="en-US"/>
-        </w:rPr>
-        <w:t>54</w:t>
-      </w:r>
-      <w:r>
-        <w:rPr>
-          <w:sz w:val="32"/>
-          <w:lang w:val="en-US"/>
-        </w:rPr>
-        <w:t>,</w:t>
-      </w:r>
-      <w:r>
-        <w:rPr>
-          <w:sz w:val="32"/>
-          <w:lang w:val="en-US"/>
-        </w:rPr>
-        <w:t>54</w:t>
-      </w:r>
-      <w:r>
-        <w:rPr>
-          <w:sz w:val="32"/>
-          <w:lang w:val="en-US"/>
-        </w:rPr>
-        <w:t xml:space="preserve">) = </w:t>
-      </w:r>
-      <w:r>
-        <w:rPr>
-          <w:sz w:val="32"/>
-          <w:lang w:val="en-US"/>
-        </w:rPr>
-        <w:t>54</w:t>
+        <w:t xml:space="preserve"> min(54,54) = 54</w:t>
       </w:r>
     </w:p>
     <w:p>
@@ -24419,7 +24162,6 @@
       <w:pPr>
         <w:rPr>
           <w:sz w:val="32"/>
-          <w:lang w:val="en-US"/>
         </w:rPr>
       </w:pPr>
       <w:r>
@@ -24514,7 +24256,6 @@
       <w:pPr>
         <w:rPr>
           <w:sz w:val="32"/>
-          <w:lang w:val="en-US"/>
         </w:rPr>
       </w:pPr>
     </w:p>
@@ -24522,7 +24263,6 @@
       <w:pPr>
         <w:rPr>
           <w:sz w:val="32"/>
-          <w:lang w:val="en-US"/>
         </w:rPr>
       </w:pPr>
       <w:r>
@@ -24687,7 +24427,6 @@
       <w:pPr>
         <w:rPr>
           <w:sz w:val="32"/>
-          <w:lang w:val="en-US"/>
         </w:rPr>
       </w:pPr>
     </w:p>
@@ -24746,6 +24485,96 @@
         </w:rPr>
         <w:t>;</w:t>
       </w:r>
+    </w:p>
+    <w:p>
+      <w:pPr>
+        <w:rPr>
+          <w:sz w:val="32"/>
+          <w:lang w:val="en-US"/>
+        </w:rPr>
+      </w:pPr>
+    </w:p>
+    <w:p>
+      <w:pPr>
+        <w:rPr>
+          <w:sz w:val="32"/>
+        </w:rPr>
+      </w:pPr>
+      <w:r>
+        <w:rPr>
+          <w:sz w:val="32"/>
+        </w:rPr>
+        <w:t xml:space="preserve">Принято брать </w:t>
+      </w:r>
+      <w:r>
+        <w:rPr>
+          <w:sz w:val="32"/>
+          <w:lang w:val="en-US"/>
+        </w:rPr>
+        <w:t>U</w:t>
+      </w:r>
+      <w:r>
+        <w:rPr>
+          <w:sz w:val="32"/>
+        </w:rPr>
+        <w:t>0</w:t>
+      </w:r>
+      <w:r>
+        <w:rPr>
+          <w:sz w:val="32"/>
+        </w:rPr>
+        <w:t>=0</w:t>
+      </w:r>
+    </w:p>
+    <w:p>
+      <w:pPr>
+        <w:rPr>
+          <w:sz w:val="32"/>
+        </w:rPr>
+      </w:pPr>
+      <w:r>
+        <w:rPr>
+          <w:sz w:val="32"/>
+        </w:rPr>
+        <w:t xml:space="preserve">Формула для расчета потенциалов: </w:t>
+      </w:r>
+      <w:r>
+        <w:rPr>
+          <w:sz w:val="32"/>
+          <w:lang w:val="en-US"/>
+        </w:rPr>
+        <w:t>Ui</w:t>
+      </w:r>
+      <w:r>
+        <w:rPr>
+          <w:sz w:val="32"/>
+        </w:rPr>
+        <w:t>+</w:t>
+      </w:r>
+      <w:proofErr w:type="spellStart"/>
+      <w:r>
+        <w:rPr>
+          <w:sz w:val="32"/>
+          <w:lang w:val="en-US"/>
+        </w:rPr>
+        <w:t>Vj</w:t>
+      </w:r>
+      <w:proofErr w:type="spellEnd"/>
+      <w:r>
+        <w:rPr>
+          <w:sz w:val="32"/>
+        </w:rPr>
+        <w:t xml:space="preserve"> = </w:t>
+      </w:r>
+      <w:proofErr w:type="spellStart"/>
+      <w:r>
+        <w:rPr>
+          <w:sz w:val="32"/>
+          <w:lang w:val="en-US"/>
+        </w:rPr>
+        <w:t>Cij</w:t>
+      </w:r>
+      <w:proofErr w:type="spellEnd"/>
     </w:p>
     <w:p>
       <w:pPr>
@@ -25117,6 +24946,7 @@
         <w:tc>
           <w:tcPr>
             <w:tcW w:w="1015" w:type="dxa"/>
+            <w:shd w:val="clear" w:color="auto" w:fill="C1E4F5" w:themeFill="accent1" w:themeFillTint="33"/>
           </w:tcPr>
           <w:p>
             <w:pPr>
@@ -25177,6 +25007,7 @@
         <w:tc>
           <w:tcPr>
             <w:tcW w:w="993" w:type="dxa"/>
+            <w:shd w:val="clear" w:color="auto" w:fill="C1E4F5" w:themeFill="accent1" w:themeFillTint="33"/>
           </w:tcPr>
           <w:p>
             <w:pPr>
@@ -25317,6 +25148,7 @@
         <w:tc>
           <w:tcPr>
             <w:tcW w:w="1015" w:type="dxa"/>
+            <w:shd w:val="clear" w:color="auto" w:fill="C1E4F5" w:themeFill="accent1" w:themeFillTint="33"/>
           </w:tcPr>
           <w:p>
             <w:pPr>
@@ -25352,6 +25184,7 @@
         <w:tc>
           <w:tcPr>
             <w:tcW w:w="1015" w:type="dxa"/>
+            <w:shd w:val="clear" w:color="auto" w:fill="C1E4F5" w:themeFill="accent1" w:themeFillTint="33"/>
           </w:tcPr>
           <w:p>
             <w:pPr>
@@ -25540,6 +25373,7 @@
         <w:tc>
           <w:tcPr>
             <w:tcW w:w="1022" w:type="dxa"/>
+            <w:shd w:val="clear" w:color="auto" w:fill="C1E4F5" w:themeFill="accent1" w:themeFillTint="33"/>
           </w:tcPr>
           <w:p>
             <w:pPr>
@@ -25600,6 +25434,7 @@
         <w:tc>
           <w:tcPr>
             <w:tcW w:w="1015" w:type="dxa"/>
+            <w:shd w:val="clear" w:color="auto" w:fill="C1E4F5" w:themeFill="accent1" w:themeFillTint="33"/>
           </w:tcPr>
           <w:p>
             <w:pPr>
@@ -25660,6 +25495,7 @@
         <w:tc>
           <w:tcPr>
             <w:tcW w:w="1031" w:type="dxa"/>
+            <w:shd w:val="clear" w:color="auto" w:fill="C1E4F5" w:themeFill="accent1" w:themeFillTint="33"/>
           </w:tcPr>
           <w:p>
             <w:pPr>
@@ -25848,6 +25684,7 @@
         <w:tc>
           <w:tcPr>
             <w:tcW w:w="1015" w:type="dxa"/>
+            <w:shd w:val="clear" w:color="auto" w:fill="C1E4F5" w:themeFill="accent1" w:themeFillTint="33"/>
           </w:tcPr>
           <w:p>
             <w:pPr>
@@ -25883,6 +25720,7 @@
         <w:tc>
           <w:tcPr>
             <w:tcW w:w="1015" w:type="dxa"/>
+            <w:shd w:val="clear" w:color="auto" w:fill="C1E4F5" w:themeFill="accent1" w:themeFillTint="33"/>
           </w:tcPr>
           <w:p>
             <w:pPr>
@@ -26121,6 +25959,7 @@
         <w:tc>
           <w:tcPr>
             <w:tcW w:w="1015" w:type="dxa"/>
+            <w:shd w:val="clear" w:color="auto" w:fill="C1E4F5" w:themeFill="accent1" w:themeFillTint="33"/>
           </w:tcPr>
           <w:p>
             <w:pPr>
@@ -26293,6 +26132,7 @@
         <w:tc>
           <w:tcPr>
             <w:tcW w:w="1022" w:type="dxa"/>
+            <w:shd w:val="clear" w:color="auto" w:fill="C1E4F5" w:themeFill="accent1" w:themeFillTint="33"/>
           </w:tcPr>
           <w:p>
             <w:pPr>
@@ -26902,8 +26742,135 @@
       <w:pPr>
         <w:rPr>
           <w:sz w:val="32"/>
+          <w:lang w:val="en-US"/>
         </w:rPr>
       </w:pPr>
+    </w:p>
+    <w:p>
+      <w:pPr>
+        <w:rPr>
+          <w:sz w:val="32"/>
+          <w:lang w:val="en-US"/>
+        </w:rPr>
+      </w:pPr>
+      <w:r>
+        <w:rPr>
+          <w:sz w:val="32"/>
+        </w:rPr>
+        <w:t xml:space="preserve">Формула для расчета дельт: </w:t>
+      </w:r>
+      <w:r>
+        <w:rPr>
+          <w:sz w:val="32"/>
+          <w:lang w:val="en-US"/>
+        </w:rPr>
+        <w:t>Ui</w:t>
+      </w:r>
+      <w:r>
+        <w:rPr>
+          <w:sz w:val="32"/>
+        </w:rPr>
+        <w:t>+</w:t>
+      </w:r>
+      <w:proofErr w:type="spellStart"/>
+      <w:r>
+        <w:rPr>
+          <w:sz w:val="32"/>
+          <w:lang w:val="en-US"/>
+        </w:rPr>
+        <w:t>Vj</w:t>
+      </w:r>
+      <w:proofErr w:type="spellEnd"/>
+      <w:r>
+        <w:rPr>
+          <w:sz w:val="32"/>
+        </w:rPr>
+        <w:t>-</w:t>
+      </w:r>
+      <w:proofErr w:type="spellStart"/>
+      <w:r>
+        <w:rPr>
+          <w:sz w:val="32"/>
+          <w:lang w:val="en-US"/>
+        </w:rPr>
+        <w:t>Cij</w:t>
+      </w:r>
+      <w:proofErr w:type="spellEnd"/>
+    </w:p>
+    <w:p>
+      <w:pPr>
+        <w:rPr>
+          <w:sz w:val="32"/>
+        </w:rPr>
+      </w:pPr>
+      <w:r>
+        <w:rPr>
+          <w:sz w:val="32"/>
+        </w:rPr>
+        <w:t>Дельты подсчитываются только для небазисных элементов</w:t>
+      </w:r>
+    </w:p>
+    <w:p>
+      <w:pPr>
+        <w:rPr>
+          <w:sz w:val="32"/>
+        </w:rPr>
+      </w:pPr>
+    </w:p>
+    <w:p>
+      <w:pPr>
+        <w:rPr>
+          <w:sz w:val="32"/>
+        </w:rPr>
+      </w:pPr>
+      <w:r>
+        <w:rPr>
+          <w:sz w:val="32"/>
+        </w:rPr>
+        <w:t xml:space="preserve">Пример: </w:t>
+      </w:r>
+      <w:proofErr w:type="gramStart"/>
+      <w:r>
+        <w:rPr>
+          <w:sz w:val="32"/>
+        </w:rPr>
+        <w:t>Дельта(</w:t>
+      </w:r>
+      <w:proofErr w:type="gramEnd"/>
+      <w:r>
+        <w:rPr>
+          <w:sz w:val="32"/>
+        </w:rPr>
+        <w:t>2,1) = (9-2) - 19 = -12</w:t>
+      </w:r>
+    </w:p>
+    <w:p>
+      <w:pPr>
+        <w:rPr>
+          <w:sz w:val="32"/>
+        </w:rPr>
+      </w:pPr>
+      <w:r>
+        <w:rPr>
+          <w:sz w:val="32"/>
+        </w:rPr>
+        <w:tab/>
+        <w:t xml:space="preserve">      </w:t>
+      </w:r>
+      <w:proofErr w:type="gramStart"/>
+      <w:r>
+        <w:rPr>
+          <w:sz w:val="32"/>
+        </w:rPr>
+        <w:t>Дельта(</w:t>
+      </w:r>
+      <w:proofErr w:type="gramEnd"/>
+      <w:r>
+        <w:rPr>
+          <w:sz w:val="32"/>
+        </w:rPr>
+        <w:t>3,4) = (12+1) – 17 = -4</w:t>
+      </w:r>
     </w:p>
     <w:p>
       <w:pPr>
@@ -29196,62 +29163,6 @@
           <w:sz w:val="32"/>
         </w:rPr>
       </w:pPr>
-    </w:p>
-    <w:p>
-      <w:pPr>
-        <w:rPr>
-          <w:sz w:val="32"/>
-        </w:rPr>
-      </w:pPr>
-    </w:p>
-    <w:p>
-      <w:pPr>
-        <w:rPr>
-          <w:sz w:val="32"/>
-        </w:rPr>
-      </w:pPr>
-    </w:p>
-    <w:p>
-      <w:pPr>
-        <w:rPr>
-          <w:sz w:val="32"/>
-        </w:rPr>
-      </w:pPr>
-    </w:p>
-    <w:p>
-      <w:pPr>
-        <w:rPr>
-          <w:sz w:val="32"/>
-        </w:rPr>
-      </w:pPr>
-    </w:p>
-    <w:p>
-      <w:pPr>
-        <w:rPr>
-          <w:sz w:val="32"/>
-        </w:rPr>
-      </w:pPr>
-    </w:p>
-    <w:p>
-      <w:pPr>
-        <w:rPr>
-          <w:sz w:val="32"/>
-        </w:rPr>
-      </w:pPr>
-    </w:p>
-    <w:p>
-      <w:pPr>
-        <w:rPr>
-          <w:sz w:val="32"/>
-        </w:rPr>
-      </w:pPr>
-    </w:p>
-    <w:p>
-      <w:pPr>
-        <w:rPr>
-          <w:sz w:val="32"/>
-        </w:rPr>
-      </w:pPr>
       <w:r>
         <w:rPr>
           <w:sz w:val="32"/>
@@ -33763,7 +33674,7 @@
         <w:tc>
           <w:tcPr>
             <w:tcW w:w="1015" w:type="dxa"/>
-            <w:shd w:val="clear" w:color="auto" w:fill="83CAEB" w:themeFill="accent1" w:themeFillTint="66"/>
+            <w:shd w:val="clear" w:color="auto" w:fill="C1E4F5" w:themeFill="accent1" w:themeFillTint="33"/>
           </w:tcPr>
           <w:p>
             <w:pPr>
@@ -33787,7 +33698,16 @@
                 <w:smallCaps/>
                 <w:lang w:val="en-US"/>
               </w:rPr>
-              <w:t>|54</w:t>
+              <w:t>|5</w:t>
+            </w:r>
+            <w:r>
+              <w:rPr>
+                <w:b/>
+                <w:smallCaps/>
+                <w:shd w:val="clear" w:color="auto" w:fill="C1E4F5" w:themeFill="accent1" w:themeFillTint="33"/>
+                <w:lang w:val="en-US"/>
+              </w:rPr>
+              <w:t>4</w:t>
             </w:r>
           </w:p>
         </w:tc>
@@ -34448,37 +34368,7 @@
           <w:sz w:val="32"/>
         </w:rPr>
         <w:lastRenderedPageBreak/>
-        <w:t>Перераспределение, максимальный элемент (</w:t>
-      </w:r>
-      <w:r>
-        <w:rPr>
-          <w:sz w:val="32"/>
-        </w:rPr>
-        <w:t>4</w:t>
-      </w:r>
-      <w:r>
-        <w:rPr>
-          <w:sz w:val="32"/>
-        </w:rPr>
-        <w:t>,</w:t>
-      </w:r>
-      <w:r>
-        <w:rPr>
-          <w:sz w:val="32"/>
-        </w:rPr>
-        <w:t>1</w:t>
-      </w:r>
-      <w:r>
-        <w:rPr>
-          <w:sz w:val="32"/>
-        </w:rPr>
-        <w:t xml:space="preserve">) = </w:t>
-      </w:r>
-      <w:r>
-        <w:rPr>
-          <w:sz w:val="32"/>
-        </w:rPr>
-        <w:t>6</w:t>
+        <w:t>Перераспределение, максимальный элемент (4,1) = 6</w:t>
       </w:r>
     </w:p>
     <w:p>
@@ -36909,21 +36799,7 @@
           <w:sz w:val="32"/>
           <w:lang w:val="ru-BY"/>
         </w:rPr>
-        <w:t>Идем влево</w:t>
-      </w:r>
-      <w:r>
-        <w:rPr>
-          <w:sz w:val="32"/>
-          <w:lang w:val="ru-BY"/>
-        </w:rPr>
-        <w:t xml:space="preserve"> </w:t>
-      </w:r>
-      <w:r>
-        <w:rPr>
-          <w:sz w:val="32"/>
-          <w:lang w:val="ru-BY"/>
-        </w:rPr>
-        <w:t xml:space="preserve">в </w:t>
+        <w:t xml:space="preserve">Идем влево в </w:t>
       </w:r>
       <w:r>
         <w:rPr>
@@ -37533,35 +37409,7 @@
           <w:sz w:val="32"/>
           <w:lang w:val="ru-BY"/>
         </w:rPr>
-        <w:t>Наименьший элемент в клетке (</w:t>
-      </w:r>
-      <w:r>
-        <w:rPr>
-          <w:sz w:val="32"/>
-          <w:lang w:val="ru-BY"/>
-        </w:rPr>
-        <w:t>4</w:t>
-      </w:r>
-      <w:r>
-        <w:rPr>
-          <w:sz w:val="32"/>
-          <w:lang w:val="ru-BY"/>
-        </w:rPr>
-        <w:t xml:space="preserve">,3) = </w:t>
-      </w:r>
-      <w:r>
-        <w:rPr>
-          <w:sz w:val="32"/>
-          <w:lang w:val="ru-BY"/>
-        </w:rPr>
-        <w:t>80</w:t>
-      </w:r>
-      <w:r>
-        <w:rPr>
-          <w:sz w:val="32"/>
-          <w:lang w:val="ru-BY"/>
-        </w:rPr>
-        <w:t>, его будет отнимать и прибавлять</w:t>
+        <w:t>Наименьший элемент в клетке (4,3) = 80, его будет отнимать и прибавлять</w:t>
       </w:r>
     </w:p>
     <w:p>
@@ -39550,7 +39398,7 @@
         <w:tc>
           <w:tcPr>
             <w:tcW w:w="1015" w:type="dxa"/>
-            <w:shd w:val="clear" w:color="auto" w:fill="83CAEB" w:themeFill="accent1" w:themeFillTint="66"/>
+            <w:shd w:val="clear" w:color="auto" w:fill="C1E4F5" w:themeFill="accent1" w:themeFillTint="33"/>
           </w:tcPr>
           <w:p>
             <w:pPr>
@@ -40007,16 +39855,7 @@
                 <w:sz w:val="28"/>
                 <w:szCs w:val="28"/>
               </w:rPr>
-              <w:t>1</w:t>
-            </w:r>
-            <w:r>
-              <w:rPr>
-                <w:b/>
-                <w:smallCaps/>
-                <w:sz w:val="28"/>
-                <w:szCs w:val="28"/>
-              </w:rPr>
-              <w:t>3</w:t>
+              <w:t>13</w:t>
             </w:r>
           </w:p>
         </w:tc>
@@ -40227,37 +40066,7 @@
           <w:sz w:val="32"/>
         </w:rPr>
         <w:lastRenderedPageBreak/>
-        <w:t>Перераспределение, максимальный элемент (</w:t>
-      </w:r>
-      <w:r>
-        <w:rPr>
-          <w:sz w:val="32"/>
-        </w:rPr>
-        <w:t>2</w:t>
-      </w:r>
-      <w:r>
-        <w:rPr>
-          <w:sz w:val="32"/>
-        </w:rPr>
-        <w:t>,</w:t>
-      </w:r>
-      <w:r>
-        <w:rPr>
-          <w:sz w:val="32"/>
-        </w:rPr>
-        <w:t>4</w:t>
-      </w:r>
-      <w:r>
-        <w:rPr>
-          <w:sz w:val="32"/>
-        </w:rPr>
-        <w:t xml:space="preserve">) = </w:t>
-      </w:r>
-      <w:r>
-        <w:rPr>
-          <w:sz w:val="32"/>
-        </w:rPr>
-        <w:t>2</w:t>
+        <w:t>Перераспределение, максимальный элемент (2,4) = 2</w:t>
       </w:r>
     </w:p>
     <w:p>
@@ -42976,35 +42785,7 @@
           <w:sz w:val="32"/>
           <w:lang w:val="ru-BY"/>
         </w:rPr>
-        <w:t>Наименьший элемент в клетке (</w:t>
-      </w:r>
-      <w:r>
-        <w:rPr>
-          <w:sz w:val="32"/>
-          <w:lang w:val="ru-BY"/>
-        </w:rPr>
-        <w:t>2</w:t>
-      </w:r>
-      <w:r>
-        <w:rPr>
-          <w:sz w:val="32"/>
-          <w:lang w:val="ru-BY"/>
-        </w:rPr>
-        <w:t xml:space="preserve">,3) = </w:t>
-      </w:r>
-      <w:r>
-        <w:rPr>
-          <w:sz w:val="32"/>
-          <w:lang w:val="ru-BY"/>
-        </w:rPr>
-        <w:t>6</w:t>
-      </w:r>
-      <w:r>
-        <w:rPr>
-          <w:sz w:val="32"/>
-          <w:lang w:val="ru-BY"/>
-        </w:rPr>
-        <w:t>, его будет отнимать и прибавлять</w:t>
+        <w:t>Наименьший элемент в клетке (2,3) = 6, его будет отнимать и прибавлять</w:t>
       </w:r>
     </w:p>
     <w:p>
@@ -43383,21 +43164,7 @@
                 <w:b/>
                 <w:smallCaps/>
               </w:rPr>
-              <w:t>(-</w:t>
-            </w:r>
-            <w:r>
-              <w:rPr>
-                <w:b/>
-                <w:smallCaps/>
-              </w:rPr>
-              <w:t>4</w:t>
-            </w:r>
-            <w:r>
-              <w:rPr>
-                <w:b/>
-                <w:smallCaps/>
-              </w:rPr>
-              <w:t>)</w:t>
+              <w:t>(-4)</w:t>
             </w:r>
           </w:p>
         </w:tc>
@@ -43979,14 +43746,7 @@
                 <w:b/>
                 <w:smallCaps/>
               </w:rPr>
-              <w:t>1</w:t>
-            </w:r>
-            <w:r>
-              <w:rPr>
-                <w:b/>
-                <w:smallCaps/>
-              </w:rPr>
-              <w:t>0</w:t>
+              <w:t>10</w:t>
             </w:r>
             <w:r>
               <w:rPr>
@@ -44252,15 +44012,7 @@
                 <w:smallCaps/>
                 <w:lang w:val="en-US"/>
               </w:rPr>
-              <w:t>|8</w:t>
-            </w:r>
-            <w:r>
-              <w:rPr>
-                <w:b/>
-                <w:smallCaps/>
-                <w:lang w:val="en-US"/>
-              </w:rPr>
-              <w:t>6</w:t>
+              <w:t>|86</w:t>
             </w:r>
           </w:p>
         </w:tc>
@@ -44297,14 +44049,7 @@
                 <w:b/>
                 <w:smallCaps/>
               </w:rPr>
-              <w:t>1</w:t>
-            </w:r>
-            <w:r>
-              <w:rPr>
-                <w:b/>
-                <w:smallCaps/>
-              </w:rPr>
-              <w:t>2</w:t>
+              <w:t>12</w:t>
             </w:r>
             <w:r>
               <w:rPr>
@@ -44616,14 +44361,7 @@
                 <w:b/>
                 <w:smallCaps/>
               </w:rPr>
-              <w:t>1</w:t>
-            </w:r>
-            <w:r>
-              <w:rPr>
-                <w:b/>
-                <w:smallCaps/>
-              </w:rPr>
-              <w:t>6</w:t>
+              <w:t>16</w:t>
             </w:r>
             <w:r>
               <w:rPr>
@@ -44949,28 +44687,14 @@
                 <w:b/>
                 <w:smallCaps/>
               </w:rPr>
-              <w:t>(-</w:t>
-            </w:r>
-            <w:r>
-              <w:rPr>
-                <w:b/>
-                <w:smallCaps/>
-              </w:rPr>
-              <w:t>6</w:t>
-            </w:r>
-            <w:r>
-              <w:rPr>
-                <w:b/>
-                <w:smallCaps/>
-              </w:rPr>
-              <w:t>)</w:t>
-            </w:r>
-          </w:p>
-        </w:tc>
-        <w:tc>
-          <w:tcPr>
-            <w:tcW w:w="1015" w:type="dxa"/>
-            <w:shd w:val="clear" w:color="auto" w:fill="83CAEB" w:themeFill="accent1" w:themeFillTint="66"/>
+              <w:t>(-6)</w:t>
+            </w:r>
+          </w:p>
+        </w:tc>
+        <w:tc>
+          <w:tcPr>
+            <w:tcW w:w="1015" w:type="dxa"/>
+            <w:shd w:val="clear" w:color="auto" w:fill="C1E4F5" w:themeFill="accent1" w:themeFillTint="33"/>
           </w:tcPr>
           <w:p>
             <w:pPr>
@@ -45574,37 +45298,7 @@
           <w:sz w:val="32"/>
         </w:rPr>
         <w:lastRenderedPageBreak/>
-        <w:t>Перераспределение, максимальный элемент (</w:t>
-      </w:r>
-      <w:r>
-        <w:rPr>
-          <w:sz w:val="32"/>
-        </w:rPr>
-        <w:t>6</w:t>
-      </w:r>
-      <w:r>
-        <w:rPr>
-          <w:sz w:val="32"/>
-        </w:rPr>
-        <w:t>,</w:t>
-      </w:r>
-      <w:r>
-        <w:rPr>
-          <w:sz w:val="32"/>
-        </w:rPr>
-        <w:t>5</w:t>
-      </w:r>
-      <w:r>
-        <w:rPr>
-          <w:sz w:val="32"/>
-        </w:rPr>
-        <w:t xml:space="preserve">) = </w:t>
-      </w:r>
-      <w:r>
-        <w:rPr>
-          <w:sz w:val="32"/>
-        </w:rPr>
-        <w:t>1</w:t>
+        <w:t>Перераспределение, максимальный элемент (6,5) = 1</w:t>
       </w:r>
     </w:p>
     <w:p>
@@ -47489,7 +47183,7 @@
         <w:tc>
           <w:tcPr>
             <w:tcW w:w="1015" w:type="dxa"/>
-            <w:shd w:val="clear" w:color="auto" w:fill="83CAEB" w:themeFill="accent1" w:themeFillTint="66"/>
+            <w:shd w:val="clear" w:color="auto" w:fill="C1E4F5" w:themeFill="accent1" w:themeFillTint="33"/>
           </w:tcPr>
           <w:p>
             <w:pPr>
@@ -48261,49 +47955,7 @@
           <w:sz w:val="32"/>
           <w:lang w:val="ru-BY"/>
         </w:rPr>
-        <w:t>Наименьший элемент в клетке (</w:t>
-      </w:r>
-      <w:r>
-        <w:rPr>
-          <w:sz w:val="32"/>
-          <w:lang w:val="ru-BY"/>
-        </w:rPr>
-        <w:t>6</w:t>
-      </w:r>
-      <w:r>
-        <w:rPr>
-          <w:sz w:val="32"/>
-          <w:lang w:val="ru-BY"/>
-        </w:rPr>
-        <w:t>,</w:t>
-      </w:r>
-      <w:r>
-        <w:rPr>
-          <w:sz w:val="32"/>
-          <w:lang w:val="ru-BY"/>
-        </w:rPr>
-        <w:t>1</w:t>
-      </w:r>
-      <w:r>
-        <w:rPr>
-          <w:sz w:val="32"/>
-          <w:lang w:val="ru-BY"/>
-        </w:rPr>
-        <w:t xml:space="preserve">) = </w:t>
-      </w:r>
-      <w:r>
-        <w:rPr>
-          <w:sz w:val="32"/>
-          <w:lang w:val="ru-BY"/>
-        </w:rPr>
-        <w:t>1</w:t>
-      </w:r>
-      <w:r>
-        <w:rPr>
-          <w:sz w:val="32"/>
-          <w:lang w:val="ru-BY"/>
-        </w:rPr>
-        <w:t>, его будет отнимать и прибавлять</w:t>
+        <w:t>Наименьший элемент в клетке (6,1) = 1, его будет отнимать и прибавлять</w:t>
       </w:r>
     </w:p>
     <w:p>
@@ -48711,21 +48363,7 @@
                 <w:b/>
                 <w:smallCaps/>
               </w:rPr>
-              <w:t>(-</w:t>
-            </w:r>
-            <w:r>
-              <w:rPr>
-                <w:b/>
-                <w:smallCaps/>
-              </w:rPr>
-              <w:t>1</w:t>
-            </w:r>
-            <w:r>
-              <w:rPr>
-                <w:b/>
-                <w:smallCaps/>
-              </w:rPr>
-              <w:t>)</w:t>
+              <w:t>(-1)</w:t>
             </w:r>
           </w:p>
         </w:tc>
@@ -48999,21 +48637,7 @@
                 <w:b/>
                 <w:smallCaps/>
               </w:rPr>
-              <w:t>(-</w:t>
-            </w:r>
-            <w:r>
-              <w:rPr>
-                <w:b/>
-                <w:smallCaps/>
-              </w:rPr>
-              <w:t>1</w:t>
-            </w:r>
-            <w:r>
-              <w:rPr>
-                <w:b/>
-                <w:smallCaps/>
-              </w:rPr>
-              <w:t>)</w:t>
+              <w:t>(-1)</w:t>
             </w:r>
           </w:p>
         </w:tc>
@@ -49331,21 +48955,7 @@
                 <w:b/>
                 <w:smallCaps/>
               </w:rPr>
-              <w:t>(-</w:t>
-            </w:r>
-            <w:r>
-              <w:rPr>
-                <w:b/>
-                <w:smallCaps/>
-              </w:rPr>
-              <w:t>9</w:t>
-            </w:r>
-            <w:r>
-              <w:rPr>
-                <w:b/>
-                <w:smallCaps/>
-              </w:rPr>
-              <w:t>)</w:t>
+              <w:t>(-9)</w:t>
             </w:r>
           </w:p>
         </w:tc>
@@ -49991,14 +49601,7 @@
                 <w:b/>
                 <w:smallCaps/>
               </w:rPr>
-              <w:t>-</w:t>
-            </w:r>
-            <w:r>
-              <w:rPr>
-                <w:b/>
-                <w:smallCaps/>
-              </w:rPr>
-              <w:t>7</w:t>
+              <w:t>-7</w:t>
             </w:r>
             <w:r>
               <w:rPr>
@@ -50262,21 +49865,7 @@
                 <w:b/>
                 <w:smallCaps/>
               </w:rPr>
-              <w:t>(-</w:t>
-            </w:r>
-            <w:r>
-              <w:rPr>
-                <w:b/>
-                <w:smallCaps/>
-              </w:rPr>
-              <w:t>7</w:t>
-            </w:r>
-            <w:r>
-              <w:rPr>
-                <w:b/>
-                <w:smallCaps/>
-              </w:rPr>
-              <w:t>)</w:t>
+              <w:t>(-7)</w:t>
             </w:r>
           </w:p>
         </w:tc>
@@ -50351,21 +49940,7 @@
                 <w:b/>
                 <w:smallCaps/>
               </w:rPr>
-              <w:t>(-</w:t>
-            </w:r>
-            <w:r>
-              <w:rPr>
-                <w:b/>
-                <w:smallCaps/>
-              </w:rPr>
-              <w:t>2</w:t>
-            </w:r>
-            <w:r>
-              <w:rPr>
-                <w:b/>
-                <w:smallCaps/>
-              </w:rPr>
-              <w:t>)</w:t>
+              <w:t>(-2)</w:t>
             </w:r>
           </w:p>
         </w:tc>
@@ -50425,21 +50000,7 @@
                 <w:b/>
                 <w:smallCaps/>
               </w:rPr>
-              <w:t>(-</w:t>
-            </w:r>
-            <w:r>
-              <w:rPr>
-                <w:b/>
-                <w:smallCaps/>
-              </w:rPr>
-              <w:t>4</w:t>
-            </w:r>
-            <w:r>
-              <w:rPr>
-                <w:b/>
-                <w:smallCaps/>
-              </w:rPr>
-              <w:t>)</w:t>
+              <w:t>(-4)</w:t>
             </w:r>
           </w:p>
         </w:tc>
@@ -51086,7 +50647,21 @@
         <w:rPr>
           <w:sz w:val="32"/>
         </w:rPr>
-        <w:t xml:space="preserve"> — это задача, в которой суммарный объем запасов всех поставщиков в точности равен суммарным потребностям всех потребителей.</w:t>
+        <w:t xml:space="preserve"> — это задача, в которой суммарный объем запасов всех </w:t>
+      </w:r>
+      <w:proofErr w:type="gramStart"/>
+      <w:r>
+        <w:rPr>
+          <w:sz w:val="32"/>
+        </w:rPr>
+        <w:t>поставщиков  равен</w:t>
+      </w:r>
+      <w:proofErr w:type="gramEnd"/>
+      <w:r>
+        <w:rPr>
+          <w:sz w:val="32"/>
+        </w:rPr>
+        <w:t xml:space="preserve"> суммарным потребностям всех потребителей.</w:t>
       </w:r>
     </w:p>
     <w:p>
@@ -51387,6 +50962,15 @@
     </w:p>
     <w:p>
       <w:pPr>
+        <w:ind w:left="720"/>
+        <w:rPr>
+          <w:sz w:val="32"/>
+          <w:lang w:val="ru-BY"/>
+        </w:rPr>
+      </w:pPr>
+    </w:p>
+    <w:p>
+      <w:pPr>
         <w:rPr>
           <w:b/>
           <w:bCs/>
@@ -51473,6 +51057,7 @@
           <w:sz w:val="32"/>
           <w:lang w:val="ru-BY"/>
         </w:rPr>
+        <w:lastRenderedPageBreak/>
         <w:t>Распределения производственных мощностей (закрепление станков или бригад за выполнением конкретных деталей).</w:t>
       </w:r>
     </w:p>
@@ -51492,7 +51077,6 @@
           <w:sz w:val="32"/>
           <w:lang w:val="ru-BY"/>
         </w:rPr>
-        <w:lastRenderedPageBreak/>
         <w:t>Оптимизации размещения новых складов или филиалов (с учетом стоимости доставки до конечного потребителя).</w:t>
       </w:r>
     </w:p>
@@ -53397,6 +52981,7 @@
   <w:style w:type="character" w:default="1" w:styleId="a0">
     <w:name w:val="Default Paragraph Font"/>
     <w:uiPriority w:val="1"/>
+    <w:semiHidden/>
     <w:unhideWhenUsed/>
   </w:style>
   <w:style w:type="table" w:default="1" w:styleId="a1">
